--- a/EXERCICES/LOT PL - Ecosysteme de plugins/PL-02/PL-02_fiche_sujet.docx
+++ b/EXERCICES/LOT PL - Ecosysteme de plugins/PL-02/PL-02_fiche_sujet.docx
@@ -674,7 +674,7 @@
           <w:i w:val="0"/>
           <w:sz w:val="21"/>
         </w:rPr>
-        <w:t>a) Reconstruire les parties manquantes à la main.</w:t>
+        <w:t>a) Lire le nom du composant manquant, qui porte celui du plugin, et l'installer par le gestionnaire de paquets. ← réponse</w:t>
       </w:r>
     </w:p>
     <w:p>
@@ -688,7 +688,7 @@
           <w:i w:val="0"/>
           <w:sz w:val="21"/>
         </w:rPr>
-        <w:t>b) Lire le nom du composant manquant, qui porte celui du plugin, et l'installer par le gestionnaire de paquets. ← réponse</w:t>
+        <w:t>b) Reconstruire les parties manquantes à la main.</w:t>
       </w:r>
     </w:p>
     <w:p>
@@ -730,7 +730,7 @@
           <w:i w:val="0"/>
           <w:sz w:val="21"/>
         </w:rPr>
-        <w:t>Valeur diagnostique : (a) est le réflexe coûteux — on reconstruit parfois des heures ce qu'une installation d'une minute aurait résolu. Le point à faire passer : Grasshopper dit toujours ce qui manque, et le gestionnaire de paquets intégré est à préférer au téléchargement manuel, parce qu'il gère les versions et les mises à jour.</w:t>
+        <w:t>Valeur diagnostique : (b) est le réflexe coûteux — on reconstruit parfois des heures ce qu'une installation d'une minute aurait résolu. Le point à faire passer : Grasshopper dit toujours ce qui manque, et le gestionnaire de paquets intégré est à préférer au téléchargement manuel, parce qu'il gère les versions et les mises à jour.</w:t>
       </w:r>
     </w:p>
     <w:p>
@@ -787,6 +787,89 @@
           <w:sz w:val="21"/>
         </w:rPr>
         <w:t>•  La valeur est dans la mauvaise réponse : elle nomme la représentation à corriger.</w:t>
+      </w:r>
+    </w:p>
+    <w:p>
+      <w:pPr>
+        <w:spacing w:before="200" w:after="60"/>
+      </w:pPr>
+      <w:r>
+        <w:rPr>
+          <w:rFonts w:ascii="Calibri" w:hAnsi="Calibri"/>
+          <w:b/>
+          <w:color w:val="444A52"/>
+          <w:sz w:val="22"/>
+        </w:rPr>
+        <w:t>Démonstration facultative</w:t>
+      </w:r>
+    </w:p>
+    <w:p>
+      <w:pPr>
+        <w:spacing w:before="0" w:after="80"/>
+      </w:pPr>
+      <w:r>
+        <w:rPr>
+          <w:rFonts w:ascii="Calibri" w:hAnsi="Calibri"/>
+          <w:b w:val="0"/>
+          <w:i/>
+          <w:sz w:val="19"/>
+        </w:rPr>
+        <w:t>Le fichier PL-02_complet.gh reste disponible comme support de démonstration au vidéoprojecteur. Il n'est pas à faire construire.</w:t>
+      </w:r>
+    </w:p>
+    <w:p>
+      <w:pPr>
+        <w:spacing w:before="80" w:after="40"/>
+        <w:jc w:val="center"/>
+      </w:pPr>
+      <w:r>
+        <w:drawing>
+          <wp:inline xmlns:a="http://schemas.openxmlformats.org/drawingml/2006/main" xmlns:pic="http://schemas.openxmlformats.org/drawingml/2006/picture">
+            <wp:extent cx="5903999" cy="6429355"/>
+            <wp:docPr id="1" name="Picture 1"/>
+            <wp:cNvGraphicFramePr>
+              <a:graphicFrameLocks noChangeAspect="1"/>
+            </wp:cNvGraphicFramePr>
+            <a:graphic>
+              <a:graphicData uri="http://schemas.openxmlformats.org/drawingml/2006/picture">
+                <pic:pic>
+                  <pic:nvPicPr>
+                    <pic:cNvPr id="0" name="PL-02_canvas_corrige.png"/>
+                    <pic:cNvPicPr/>
+                  </pic:nvPicPr>
+                  <pic:blipFill>
+                    <a:blip r:embed="rId10"/>
+                    <a:stretch>
+                      <a:fillRect/>
+                    </a:stretch>
+                  </pic:blipFill>
+                  <pic:spPr>
+                    <a:xfrm>
+                      <a:off x="0" y="0"/>
+                      <a:ext cx="5903999" cy="6429355"/>
+                    </a:xfrm>
+                    <a:prstGeom prst="rect"/>
+                  </pic:spPr>
+                </pic:pic>
+              </a:graphicData>
+            </a:graphic>
+          </wp:inline>
+        </w:drawing>
+      </w:r>
+    </w:p>
+    <w:p>
+      <w:pPr>
+        <w:spacing w:after="160"/>
+        <w:jc w:val="center"/>
+      </w:pPr>
+      <w:r>
+        <w:rPr>
+          <w:rFonts w:ascii="Calibri" w:hAnsi="Calibri"/>
+          <w:i/>
+          <w:color w:val="444A52"/>
+          <w:sz w:val="18"/>
+        </w:rPr>
+        <w:t>Le montage de démonstration.</w:t>
       </w:r>
     </w:p>
     <w:sectPr>

--- a/EXERCICES/LOT PL - Ecosysteme de plugins/PL-02/PL-02_fiche_sujet.docx
+++ b/EXERCICES/LOT PL - Ecosysteme de plugins/PL-02/PL-02_fiche_sujet.docx
@@ -443,7 +443,7 @@
                 <w:b w:val="0"/>
                 <w:sz w:val="19"/>
               </w:rPr>
-              <w:t>v0.3-260826 — Ind. B — 26/08/2026</w:t>
+              <w:t>v0.4-260901 — Ind. B — 26/08/2026</w:t>
             </w:r>
           </w:p>
         </w:tc>
@@ -896,7 +896,7 @@
         <w:color w:val="444A52"/>
         <w:sz w:val="16"/>
       </w:rPr>
-      <w:t>Magpie · PL-02 — Où trouver un plugin, et lequel · v0.3-260826 Ind. B</w:t>
+      <w:t>Magpie · PL-02 — Où trouver un plugin, et lequel · v0.4-260901 Ind. B</w:t>
     </w:r>
   </w:p>
 </w:ftr>

--- a/EXERCICES/LOT PL - Ecosysteme de plugins/PL-02/PL-02_fiche_sujet.docx
+++ b/EXERCICES/LOT PL - Ecosysteme de plugins/PL-02/PL-02_fiche_sujet.docx
@@ -443,7 +443,7 @@
                 <w:b w:val="0"/>
                 <w:sz w:val="19"/>
               </w:rPr>
-              <w:t>v0.4-260901 — Ind. B — 26/08/2026</w:t>
+              <w:t>v0.5-260902 — Ind. C — 01/09/2026</w:t>
             </w:r>
           </w:p>
         </w:tc>
@@ -896,7 +896,7 @@
         <w:color w:val="444A52"/>
         <w:sz w:val="16"/>
       </w:rPr>
-      <w:t>Magpie · PL-02 — Où trouver un plugin, et lequel · v0.4-260901 Ind. B</w:t>
+      <w:t>Magpie · PL-02 — Où trouver un plugin, et lequel · v0.5-260902 Ind. C</w:t>
     </w:r>
   </w:p>
 </w:ftr>
